--- a/个人记账管理系统_需求规格说明书_V1.0.docx
+++ b/个人记账管理系统_需求规格说明书_V1.0.docx
@@ -38,6 +38,23 @@
           <w:sz w:val="24"/>
         </w:rPr>
         <w:t>文档版本：V1.0</w:t>
+      </w:r>
+    </w:p>
+    <w:p>
+      <w:commentRangeStart w:id="0"/>
+      <w:pPr>
+        <w:jc w:val="center"/>
+      </w:pPr>
+      <w:r>
+        <w:rPr>
+          <w:b w:val="0"/>
+          <w:sz w:val="24"/>
+        </w:rPr>
+        <w:t>接口与注册规则修订日期：2026-10-15。</w:t>
+      </w:r>
+      <w:commentRangeEnd w:id="0"/>
+      <w:r>
+        <w:commentReference w:id="0"/>
       </w:r>
     </w:p>
     <w:p>
@@ -466,6 +483,9 @@
         <w:gridCol w:w="2946"/>
       </w:tblGrid>
       <w:tr>
+        <w:trPr>
+          <w:tblHeader/>
+        </w:trPr>
         <w:tc>
           <w:tcPr>
             <w:tcW w:type="dxa" w:w="2946"/>
@@ -566,6 +586,76 @@
           </w:tcPr>
           <w:p>
             <w:r>
+              <w:t>是</w:t>
+            </w:r>
+          </w:p>
+        </w:tc>
+        <w:tc>
+          <w:tcPr>
+            <w:tcW w:type="dxa" w:w="2946"/>
+            <w:vAlign w:val="center"/>
+          </w:tcPr>
+          <w:p>
+            <w:r>
+              <w:t>用于登录及账户相关功能</w:t>
+            </w:r>
+          </w:p>
+        </w:tc>
+      </w:tr>
+      <w:tr>
+        <w:tc>
+          <w:tcPr>
+            <w:tcW w:type="dxa" w:w="2946"/>
+            <w:vAlign w:val="center"/>
+          </w:tcPr>
+          <w:p>
+            <w:r>
+              <w:t>手机号</w:t>
+            </w:r>
+          </w:p>
+        </w:tc>
+        <w:tc>
+          <w:tcPr>
+            <w:tcW w:type="dxa" w:w="2946"/>
+            <w:vAlign w:val="center"/>
+          </w:tcPr>
+          <w:p>
+            <w:r>
+              <w:t>是</w:t>
+            </w:r>
+          </w:p>
+        </w:tc>
+        <w:tc>
+          <w:tcPr>
+            <w:tcW w:type="dxa" w:w="2946"/>
+            <w:vAlign w:val="center"/>
+          </w:tcPr>
+          <w:p>
+            <w:r>
+              <w:t>11位数字，以1开头，不能重复</w:t>
+            </w:r>
+          </w:p>
+        </w:tc>
+      </w:tr>
+      <w:tr>
+        <w:tc>
+          <w:tcPr>
+            <w:tcW w:type="dxa" w:w="2946"/>
+            <w:vAlign w:val="center"/>
+          </w:tcPr>
+          <w:p>
+            <w:r>
+              <w:t>昵称</w:t>
+            </w:r>
+          </w:p>
+        </w:tc>
+        <w:tc>
+          <w:tcPr>
+            <w:tcW w:type="dxa" w:w="2946"/>
+            <w:vAlign w:val="center"/>
+          </w:tcPr>
+          <w:p>
+            <w:r>
               <w:t>否</w:t>
             </w:r>
           </w:p>
@@ -577,7 +667,7 @@
           </w:tcPr>
           <w:p>
             <w:r>
-              <w:t>用于账户相关功能</w:t>
+              <w:t>未传或为空时生成随机昵称</w:t>
             </w:r>
           </w:p>
         </w:tc>
@@ -675,7 +765,7 @@
         <w:pStyle w:val="ListNumber"/>
       </w:pPr>
       <w:r>
-        <w:t>密码不能为空，并满足系统安全规则。</w:t>
+        <w:t>密码不能为空，最少8位，并通过系统配置的常见弱密码、纯数字密码和用户信息相似度校验。</w:t>
       </w:r>
     </w:p>
     <w:p>
@@ -687,11 +777,24 @@
       </w:r>
     </w:p>
     <w:p>
+      <w:commentRangeStart w:id="1"/>
       <w:pPr>
         <w:pStyle w:val="ListNumber"/>
       </w:pPr>
       <w:r>
-        <w:t>邮箱如果填写，必须符合邮箱格式。</w:t>
+        <w:t>邮箱必填，必须符合邮箱格式且不能重复，统一转为小写保存。</w:t>
+      </w:r>
+      <w:commentRangeEnd w:id="1"/>
+      <w:r>
+        <w:commentReference w:id="1"/>
+      </w:r>
+    </w:p>
+    <w:p>
+      <w:pPr>
+        <w:pStyle w:val="ListNumber"/>
+      </w:pPr>
+      <w:r>
+        <w:t>手机号必填，要求11位数字且以1开头，不能重复；昵称可选，未传或为空时生成随机昵称。</w:t>
       </w:r>
     </w:p>
     <w:p>
@@ -711,11 +814,16 @@
       </w:r>
     </w:p>
     <w:p>
+      <w:commentRangeStart w:id="2"/>
       <w:pPr>
         <w:spacing w:after="120"/>
       </w:pPr>
       <w:r>
-        <w:t>用户通过用户名/邮箱和密码进行登录。系统验证成功后生成 JWT Token，并由前端保存登录状态。</w:t>
+        <w:t>用户通过用户名或邮箱和密码登录，统一通过username字段提交账号；邮箱匹配忽略大小写。优先匹配同名用户名，历史重复邮箱不能用于邮箱登录，可继续使用用户名。验证成功后生成JWT Token，由前端保存登录状态。</w:t>
+      </w:r>
+      <w:commentRangeEnd w:id="2"/>
+      <w:r>
+        <w:commentReference w:id="2"/>
       </w:r>
     </w:p>
     <w:p>
@@ -827,6 +935,9 @@
         <w:gridCol w:w="2946"/>
       </w:tblGrid>
       <w:tr>
+        <w:trPr>
+          <w:tblHeader/>
+        </w:trPr>
         <w:tc>
           <w:tcPr>
             <w:tcW w:type="dxa" w:w="2946"/>
@@ -1139,6 +1250,19 @@
       </w:r>
     </w:p>
     <w:p>
+      <w:commentRangeStart w:id="3"/>
+      <w:pPr>
+        <w:spacing w:after="120"/>
+      </w:pPr>
+      <w:r>
+        <w:t>金额筛选使用min_amount、max_amount查询参数，包含上下限，均可单独使用；允许0.00至999999999999.99，最多两位小数，下限不得大于上限。两项相等表示查询指定金额，可与其他条件组合。参数未传或空字符串时不限制对应边界。</w:t>
+      </w:r>
+      <w:commentRangeEnd w:id="3"/>
+      <w:r>
+        <w:commentReference w:id="3"/>
+      </w:r>
+    </w:p>
+    <w:p>
       <w:pPr>
         <w:pStyle w:val="Heading2"/>
       </w:pPr>
@@ -1166,6 +1290,9 @@
         <w:gridCol w:w="4419"/>
       </w:tblGrid>
       <w:tr>
+        <w:trPr>
+          <w:tblHeader/>
+        </w:trPr>
         <w:tc>
           <w:tcPr>
             <w:tcW w:type="dxa" w:w="4419"/>
@@ -1291,6 +1418,9 @@
         <w:gridCol w:w="4419"/>
       </w:tblGrid>
       <w:tr>
+        <w:trPr>
+          <w:tblHeader/>
+        </w:trPr>
         <w:tc>
           <w:tcPr>
             <w:tcW w:type="dxa" w:w="4419"/>
@@ -1600,6 +1730,9 @@
         <w:gridCol w:w="4419"/>
       </w:tblGrid>
       <w:tr>
+        <w:trPr>
+          <w:tblHeader/>
+        </w:trPr>
         <w:tc>
           <w:tcPr>
             <w:tcW w:type="dxa" w:w="4419"/>
@@ -1862,6 +1995,9 @@
         <w:gridCol w:w="2946"/>
       </w:tblGrid>
       <w:tr>
+        <w:trPr>
+          <w:tblHeader/>
+        </w:trPr>
         <w:tc>
           <w:tcPr>
             <w:tcW w:type="dxa" w:w="2946"/>
@@ -2078,7 +2214,7 @@
           </w:tcPr>
           <w:p>
             <w:r>
-              <w:t>/api/v1/user/profile/</w:t>
+              <w:t>/api/v1/users/me/</w:t>
             </w:r>
           </w:p>
         </w:tc>
@@ -2113,7 +2249,7 @@
           </w:tcPr>
           <w:p>
             <w:r>
-              <w:t>/api/v1/user/profile/</w:t>
+              <w:t>/api/v1/users/me/</w:t>
             </w:r>
           </w:p>
         </w:tc>
@@ -2148,7 +2284,7 @@
           </w:tcPr>
           <w:p>
             <w:r>
-              <w:t>/api/v1/user/password/</w:t>
+              <w:t>/api/v1/users/password/</w:t>
             </w:r>
           </w:p>
         </w:tc>
@@ -2498,7 +2634,7 @@
           </w:tcPr>
           <w:p>
             <w:r>
-              <w:t>/api/v1/statistics/overview/</w:t>
+              <w:t>/api/v1/dashboard/summary/</w:t>
             </w:r>
           </w:p>
         </w:tc>
@@ -2533,7 +2669,7 @@
           </w:tcPr>
           <w:p>
             <w:r>
-              <w:t>/api/v1/statistics/daily/</w:t>
+              <w:t>/api/v1/transactions/summary/</w:t>
             </w:r>
           </w:p>
         </w:tc>
@@ -2568,7 +2704,7 @@
           </w:tcPr>
           <w:p>
             <w:r>
-              <w:t>/api/v1/statistics/monthly/</w:t>
+              <w:t>/api/v1/transactions/monthly-statistics/</w:t>
             </w:r>
           </w:p>
         </w:tc>
@@ -2603,7 +2739,7 @@
           </w:tcPr>
           <w:p>
             <w:r>
-              <w:t>/api/v1/statistics/yearly/</w:t>
+              <w:t>/api/v1/transactions/yearly-statistics/</w:t>
             </w:r>
           </w:p>
         </w:tc>
@@ -2638,7 +2774,7 @@
           </w:tcPr>
           <w:p>
             <w:r>
-              <w:t>/api/v1/statistics/category/</w:t>
+              <w:t>/api/v1/transactions/category-statistics/</w:t>
             </w:r>
           </w:p>
         </w:tc>
@@ -2673,12 +2809,95 @@
           </w:tcPr>
           <w:p>
             <w:r>
-              <w:t>/api/v1/statistics/trend/</w:t>
+              <w:t>/api/v1/transactions/trend/</w:t>
+            </w:r>
+          </w:p>
+        </w:tc>
+      </w:tr>
+      <w:tr>
+        <w:tc>
+          <w:tcPr>
+            <w:tcW w:type="dxa" w:w="2946"/>
+            <w:vAlign w:val="center"/>
+          </w:tcPr>
+          <w:p>
+            <w:r>
+              <w:t>转账</w:t>
+            </w:r>
+          </w:p>
+        </w:tc>
+        <w:tc>
+          <w:tcPr>
+            <w:tcW w:type="dxa" w:w="2946"/>
+            <w:vAlign w:val="center"/>
+          </w:tcPr>
+          <w:p>
+            <w:r>
+              <w:t>GET/POST</w:t>
+            </w:r>
+          </w:p>
+        </w:tc>
+        <w:tc>
+          <w:tcPr>
+            <w:tcW w:type="dxa" w:w="2946"/>
+            <w:vAlign w:val="center"/>
+          </w:tcPr>
+          <w:p>
+            <w:r>
+              <w:t>/api/v1/accounts/transfers/</w:t>
+            </w:r>
+          </w:p>
+        </w:tc>
+      </w:tr>
+      <w:tr>
+        <w:tc>
+          <w:tcPr>
+            <w:tcW w:type="dxa" w:w="2946"/>
+            <w:vAlign w:val="center"/>
+          </w:tcPr>
+          <w:p>
+            <w:r>
+              <w:t>转账</w:t>
+            </w:r>
+          </w:p>
+        </w:tc>
+        <w:tc>
+          <w:tcPr>
+            <w:tcW w:type="dxa" w:w="2946"/>
+            <w:vAlign w:val="center"/>
+          </w:tcPr>
+          <w:p>
+            <w:r>
+              <w:t>GET/DELETE</w:t>
+            </w:r>
+          </w:p>
+        </w:tc>
+        <w:tc>
+          <w:tcPr>
+            <w:tcW w:type="dxa" w:w="2946"/>
+            <w:vAlign w:val="center"/>
+          </w:tcPr>
+          <w:p>
+            <w:r>
+              <w:t>/api/v1/accounts/transfers/{id}/</w:t>
             </w:r>
           </w:p>
         </w:tc>
       </w:tr>
     </w:tbl>
+    <w:p>
+      <w:commentRangeStart w:id="4"/>
+      <w:pPr>
+        <w:spacing w:after="120"/>
+      </w:pPr>
+      <w:r>
+        <w:t>统计参数约定：summary和trend支持start_date、end_date；同一天起止日期表示日统计，本周、本季度按实际起止日期查询。monthly-statistics使用month（YYYY-MM），yearly-statistics使用year，category-statistics还需transaction_type。</w:t>
+      </w:r>
+      <w:commentRangeEnd w:id="4"/>
+      <w:r>
+        <w:commentReference w:id="4"/>
+      </w:r>
+    </w:p>
     <w:p/>
     <w:p>
       <w:pPr>
@@ -3316,6 +3535,9 @@
         <w:gridCol w:w="4419"/>
       </w:tblGrid>
       <w:tr>
+        <w:trPr>
+          <w:tblHeader/>
+        </w:trPr>
         <w:tc>
           <w:tcPr>
             <w:tcW w:type="dxa" w:w="4419"/>
@@ -3766,6 +3988,46 @@
     </w:sectPr>
   </w:body>
 </w:document>
+</file>
+
+<file path=word/comments.xml><?xml version="1.0" encoding="utf-8"?>
+<w:comments xmlns:w="http://schemas.openxmlformats.org/wordprocessingml/2006/main">
+  <w:comment w:id="0" w:author="Codex" w:date="2026-10-15T11:55:58Z">
+    <w:p>
+      <w:r>
+        <w:t>本次仅同步V1.0注册、登录、金额筛选及实际接口地址；原始文档已在工作区保留副本。</w:t>
+      </w:r>
+    </w:p>
+  </w:comment>
+  <w:comment w:id="1" w:author="Codex" w:date="2026-10-15T11:55:58Z">
+    <w:p>
+      <w:r>
+        <w:t>按现有注册接口约定统一为邮箱、手机号必填；昵称保持可选。</w:t>
+      </w:r>
+    </w:p>
+  </w:comment>
+  <w:comment w:id="2" w:author="Codex" w:date="2026-10-15T11:55:58Z">
+    <w:p>
+      <w:r>
+        <w:t>沿用username请求字段，补充邮箱登录及重名账号处理规则。</w:t>
+      </w:r>
+    </w:p>
+  </w:comment>
+  <w:comment w:id="3" w:author="Codex" w:date="2026-10-15T11:55:58Z">
+    <w:p>
+      <w:r>
+        <w:t>补齐V1.0第5.12节已有金额筛选要求，列表、导出、回收站共用。</w:t>
+      </w:r>
+    </w:p>
+  </w:comment>
+  <w:comment w:id="4" w:author="Codex" w:date="2026-10-15T11:55:58Z">
+    <w:p>
+      <w:r>
+        <w:t>将原statistics路径调整为现有transactions和dashboard路径；日、周、季度通过起止日期查询。</w:t>
+      </w:r>
+    </w:p>
+  </w:comment>
+</w:comments>
 </file>
 
 <file path=word/footer1.xml><?xml version="1.0" encoding="utf-8"?>
